--- a/rapports/2026-06-06/EQ24/EQ24_sup_v2/DR_033202050056/46-48-39-47.docx
+++ b/rapports/2026-06-06/EQ24/EQ24_sup_v2/DR_033202050056/46-48-39-47.docx
@@ -297,7 +297,7 @@
           <w:color w:val="1F6FEB"/>
           <w:sz w:val="22"/>
         </w:rPr>
-        <w:t>⚠ INCOHÉRENCES À CORRIGER (54)</w:t>
+        <w:t>⚠ INCOHÉRENCES À CORRIGER (50)</w:t>
       </w:r>
     </w:p>
     <w:tbl>
@@ -518,7 +518,7 @@
                 <w:i w:val="0"/>
                 <w:sz w:val="16"/>
               </w:rPr>
-              <w:t>S02</w:t>
+              <w:t>S11</w:t>
               <w:br/>
             </w:r>
             <w:r>
@@ -528,7 +528,7 @@
                 <w:color w:val="64748B"/>
                 <w:sz w:val="14"/>
               </w:rPr>
-              <w:t>Éducation</w:t>
+              <w:t>Logement / cadre de vie</w:t>
             </w:r>
           </w:p>
         </w:tc>
@@ -544,7 +544,7 @@
                 <w:color w:val="16A34A"/>
                 <w:sz w:val="16"/>
               </w:rPr>
-              <w:t>—</w:t>
+              <w:t>s01q10, s02q30, s02q34, s03q50, s04q23, s04q24, s04q37, s04q44</w:t>
             </w:r>
           </w:p>
         </w:tc>
@@ -575,7 +575,7 @@
                 <w:i w:val="0"/>
                 <w:sz w:val="17"/>
               </w:rPr>
-              <w:t>Incohérence!!! seulement les écoles gouvermentales paient les cotisations (Gouvernement, communauté, ONG ou organisation humanitaire).</w:t>
+              <w:t>Le montant de la dernière facture d'eau est de 0 FCFA  qui semble incohérent, Prière de vérifier les questions 11.23a et 11.23b auprès du ménage ou confirmer.</w:t>
             </w:r>
           </w:p>
         </w:tc>
@@ -634,7 +634,7 @@
                 <w:color w:val="16A34A"/>
                 <w:sz w:val="16"/>
               </w:rPr>
-              <w:t>s01q10, s02q30, s02q34, s03q50, s04q23, s04q24, s04q37, s04q44</w:t>
+              <w:t>s01q25, s01q30, s04q23, s11q03__1, s11q03__2, s11q03__3, s11q36, s11q361</w:t>
             </w:r>
           </w:p>
         </w:tc>
@@ -665,7 +665,7 @@
                 <w:i w:val="0"/>
                 <w:sz w:val="17"/>
               </w:rPr>
-              <w:t>Le montant de la dernière facture d'eau est de 0 FCFA  qui semble incohérent, Prière de vérifier les questions 11.23a et 11.23b auprès du ménage ou confirmer.</w:t>
+              <w:t>Le ménage a comme principale source d'éclairage du logement   Lampe à pile/Lampe solaire mais disposent Climatiseurs/Splits installés au mur ou Chauffe-eau (pour eau chaude) ou Ventilateurs incrustés au plafond, prière de corriger cette incohérence.</w:t>
             </w:r>
           </w:p>
         </w:tc>
@@ -724,7 +724,7 @@
                 <w:color w:val="16A34A"/>
                 <w:sz w:val="16"/>
               </w:rPr>
-              <w:t>s01q25, s01q30, s04q23, s11q03__1, s11q03__2, s11q03__3, s11q36, s11q361</w:t>
+              <w:t>s01q36, s01q38, s04q24, s02q13, s11q35a, s11q35b_code</w:t>
             </w:r>
           </w:p>
         </w:tc>
@@ -755,7 +755,7 @@
                 <w:i w:val="0"/>
                 <w:sz w:val="17"/>
               </w:rPr>
-              <w:t>Le ménage a comme principale source d'éclairage du logement   Lampe à pile/Lampe solaire mais disposent Climatiseurs/Splits installés au mur ou Chauffe-eau (pour eau chaude) ou Ventilateurs incrustés au plafond, prière de corriger cette incohérence.</w:t>
+              <w:t>Le montant de la dernière facture d'électricité est de 60000 FCFA Tous les 2 mois qui semble incohérent, Prière de vérifier les questions 11.35a et 11.35b auprès du ménage ou confirmer.</w:t>
             </w:r>
           </w:p>
         </w:tc>
@@ -814,7 +814,7 @@
                 <w:color w:val="16A34A"/>
                 <w:sz w:val="16"/>
               </w:rPr>
-              <w:t>s01q36, s01q38, s04q24, s02q13, s11q35a, s11q35b_code</w:t>
+              <w:t>s01q03a, s01q03b, s01q03c, s11q32, s11q36, s11q36_code</w:t>
             </w:r>
           </w:p>
         </w:tc>
@@ -845,7 +845,7 @@
                 <w:i w:val="0"/>
                 <w:sz w:val="17"/>
               </w:rPr>
-              <w:t>Le montant de la dernière facture d'électricité est de 60000 FCFA Tous les 2 mois qui semble incohérent, Prière de vérifier les questions 11.35a et 11.35b auprès du ménage ou confirmer.</w:t>
+              <w:t>Le ménage  est connecté à un réseau électrique donc à accès à l'électricité avec EDM malgré qu'elle ne soit pas disponible à 100%, le même ménage déclare comme principale source d'éclairage du logement la Lampe à pile/Lampe solaire qui est incohérent.</w:t>
             </w:r>
           </w:p>
         </w:tc>
@@ -860,10 +860,10 @@
               <w:rPr>
                 <w:b/>
                 <w:i w:val="0"/>
-                <w:color w:val="DC2626"/>
+                <w:color w:val="EA580C"/>
                 <w:sz w:val="16"/>
               </w:rPr>
-              <w:t>Haute</w:t>
+              <w:t>Moyenne</w:t>
             </w:r>
           </w:p>
         </w:tc>
@@ -878,7 +878,7 @@
                 <w:i w:val="0"/>
                 <w:sz w:val="16"/>
               </w:rPr>
-              <w:t>S11</w:t>
+              <w:t>S01</w:t>
               <w:br/>
             </w:r>
             <w:r>
@@ -888,7 +888,7 @@
                 <w:color w:val="64748B"/>
                 <w:sz w:val="14"/>
               </w:rPr>
-              <w:t>Logement / cadre de vie</w:t>
+              <w:t>Démographie</w:t>
             </w:r>
           </w:p>
         </w:tc>
@@ -904,7 +904,7 @@
                 <w:color w:val="16A34A"/>
                 <w:sz w:val="16"/>
               </w:rPr>
-              <w:t>s01q03a, s01q03b, s01q03c, s11q32, s11q36, s11q36_code</w:t>
+              <w:t>s01q10_1</w:t>
             </w:r>
           </w:p>
         </w:tc>
@@ -935,367 +935,7 @@
                 <w:i w:val="0"/>
                 <w:sz w:val="17"/>
               </w:rPr>
-              <w:t>Le ménage  est connecté à un réseau électrique donc à accès à l'électricité avec EDM malgré qu'elle ne soit pas disponible à 100%, le même ménage déclare comme principale source d'éclairage du logement la Lampe à pile/Lampe solaire qui est incohérent.</w:t>
-            </w:r>
-          </w:p>
-        </w:tc>
-      </w:tr>
-      <w:tr>
-        <w:tc>
-          <w:tcPr>
-            <w:tcW w:type="dxa" w:w="964"/>
-          </w:tcPr>
-          <w:p>
-            <w:r>
-              <w:rPr>
-                <w:b/>
-                <w:i w:val="0"/>
-                <w:color w:val="EA580C"/>
-                <w:sz w:val="16"/>
-              </w:rPr>
-              <w:t>Moyenne</w:t>
-            </w:r>
-          </w:p>
-        </w:tc>
-        <w:tc>
-          <w:tcPr>
-            <w:tcW w:type="dxa" w:w="1247"/>
-          </w:tcPr>
-          <w:p>
-            <w:r>
-              <w:rPr>
-                <w:b/>
-                <w:i w:val="0"/>
-                <w:sz w:val="16"/>
-              </w:rPr>
-              <w:t>S01</w:t>
-              <w:br/>
-            </w:r>
-            <w:r>
-              <w:rPr>
-                <w:b w:val="0"/>
-                <w:i w:val="0"/>
-                <w:color w:val="64748B"/>
-                <w:sz w:val="14"/>
-              </w:rPr>
-              <w:t>Démographie</w:t>
-            </w:r>
-          </w:p>
-        </w:tc>
-        <w:tc>
-          <w:tcPr>
-            <w:tcW w:type="dxa" w:w="1531"/>
-          </w:tcPr>
-          <w:p>
-            <w:r>
-              <w:rPr>
-                <w:b/>
-                <w:i w:val="0"/>
-                <w:color w:val="16A34A"/>
-                <w:sz w:val="16"/>
-              </w:rPr>
-              <w:t>s00q27, s01q03a, s01q03b, s01q03c, s01q00b</w:t>
-            </w:r>
-          </w:p>
-        </w:tc>
-        <w:tc>
-          <w:tcPr>
-            <w:tcW w:type="dxa" w:w="1191"/>
-          </w:tcPr>
-          <w:p>
-            <w:r>
-              <w:rPr>
-                <w:b w:val="0"/>
-                <w:i w:val="0"/>
-                <w:color w:val="64748B"/>
-                <w:sz w:val="16"/>
-              </w:rPr>
-              <w:t>GT-CQ</w:t>
-            </w:r>
-          </w:p>
-        </w:tc>
-        <w:tc>
-          <w:tcPr>
-            <w:tcW w:type="dxa" w:w="4706"/>
-          </w:tcPr>
-          <w:p>
-            <w:r>
-              <w:rPr>
-                <w:b w:val="0"/>
-                <w:i w:val="0"/>
-                <w:sz w:val="17"/>
-              </w:rPr>
-              <w:t>Les informations sur l'acte de naissance (ni Jours, ni mois et ni années) de  FATY DIOP  manquent, s'il vous plait pouvez-vous fournir d'effort pour avoir ces informations.</w:t>
-            </w:r>
-          </w:p>
-        </w:tc>
-      </w:tr>
-      <w:tr>
-        <w:tc>
-          <w:tcPr>
-            <w:tcW w:type="dxa" w:w="964"/>
-          </w:tcPr>
-          <w:p>
-            <w:r>
-              <w:rPr>
-                <w:b/>
-                <w:i w:val="0"/>
-                <w:color w:val="EA580C"/>
-                <w:sz w:val="16"/>
-              </w:rPr>
-              <w:t>Moyenne</w:t>
-            </w:r>
-          </w:p>
-        </w:tc>
-        <w:tc>
-          <w:tcPr>
-            <w:tcW w:type="dxa" w:w="1247"/>
-          </w:tcPr>
-          <w:p>
-            <w:r>
-              <w:rPr>
-                <w:b/>
-                <w:i w:val="0"/>
-                <w:sz w:val="16"/>
-              </w:rPr>
-              <w:t>S01</w:t>
-              <w:br/>
-            </w:r>
-            <w:r>
-              <w:rPr>
-                <w:b w:val="0"/>
-                <w:i w:val="0"/>
-                <w:color w:val="64748B"/>
-                <w:sz w:val="14"/>
-              </w:rPr>
-              <w:t>Démographie</w:t>
-            </w:r>
-          </w:p>
-        </w:tc>
-        <w:tc>
-          <w:tcPr>
-            <w:tcW w:type="dxa" w:w="1531"/>
-          </w:tcPr>
-          <w:p>
-            <w:r>
-              <w:rPr>
-                <w:b/>
-                <w:i w:val="0"/>
-                <w:color w:val="16A34A"/>
-                <w:sz w:val="16"/>
-              </w:rPr>
-              <w:t>s00q27, s01q03a, s01q03b, s01q03c, s01q00b</w:t>
-            </w:r>
-          </w:p>
-        </w:tc>
-        <w:tc>
-          <w:tcPr>
-            <w:tcW w:type="dxa" w:w="1191"/>
-          </w:tcPr>
-          <w:p>
-            <w:r>
-              <w:rPr>
-                <w:b w:val="0"/>
-                <w:i w:val="0"/>
-                <w:color w:val="64748B"/>
-                <w:sz w:val="16"/>
-              </w:rPr>
-              <w:t>GT-CQ</w:t>
-            </w:r>
-          </w:p>
-        </w:tc>
-        <w:tc>
-          <w:tcPr>
-            <w:tcW w:type="dxa" w:w="4706"/>
-          </w:tcPr>
-          <w:p>
-            <w:r>
-              <w:rPr>
-                <w:b w:val="0"/>
-                <w:i w:val="0"/>
-                <w:sz w:val="17"/>
-              </w:rPr>
-              <w:t>Les informations sur l'acte de naissance (ni Jours, ni mois et ni années) de  KHADY NIANE DIOP  manquent, s'il vous plait pouvez-vous fournir d'effort pour avoir ces informations.</w:t>
-            </w:r>
-          </w:p>
-        </w:tc>
-      </w:tr>
-      <w:tr>
-        <w:tc>
-          <w:tcPr>
-            <w:tcW w:type="dxa" w:w="964"/>
-          </w:tcPr>
-          <w:p>
-            <w:r>
-              <w:rPr>
-                <w:b/>
-                <w:i w:val="0"/>
-                <w:color w:val="EA580C"/>
-                <w:sz w:val="16"/>
-              </w:rPr>
-              <w:t>Moyenne</w:t>
-            </w:r>
-          </w:p>
-        </w:tc>
-        <w:tc>
-          <w:tcPr>
-            <w:tcW w:type="dxa" w:w="1247"/>
-          </w:tcPr>
-          <w:p>
-            <w:r>
-              <w:rPr>
-                <w:b/>
-                <w:i w:val="0"/>
-                <w:sz w:val="16"/>
-              </w:rPr>
-              <w:t>S01</w:t>
-              <w:br/>
-            </w:r>
-            <w:r>
-              <w:rPr>
-                <w:b w:val="0"/>
-                <w:i w:val="0"/>
-                <w:color w:val="64748B"/>
-                <w:sz w:val="14"/>
-              </w:rPr>
-              <w:t>Démographie</w:t>
-            </w:r>
-          </w:p>
-        </w:tc>
-        <w:tc>
-          <w:tcPr>
-            <w:tcW w:type="dxa" w:w="1531"/>
-          </w:tcPr>
-          <w:p>
-            <w:r>
-              <w:rPr>
-                <w:b/>
-                <w:i w:val="0"/>
-                <w:color w:val="16A34A"/>
-                <w:sz w:val="16"/>
-              </w:rPr>
-              <w:t>s01q10_1</w:t>
-            </w:r>
-          </w:p>
-        </w:tc>
-        <w:tc>
-          <w:tcPr>
-            <w:tcW w:type="dxa" w:w="1191"/>
-          </w:tcPr>
-          <w:p>
-            <w:r>
-              <w:rPr>
-                <w:b w:val="0"/>
-                <w:i w:val="0"/>
-                <w:color w:val="64748B"/>
-                <w:sz w:val="16"/>
-              </w:rPr>
-              <w:t>GT-CQ</w:t>
-            </w:r>
-          </w:p>
-        </w:tc>
-        <w:tc>
-          <w:tcPr>
-            <w:tcW w:type="dxa" w:w="4706"/>
-          </w:tcPr>
-          <w:p>
-            <w:r>
-              <w:rPr>
-                <w:b w:val="0"/>
-                <w:i w:val="0"/>
-                <w:sz w:val="17"/>
-              </w:rPr>
               <w:t>La taille du ménage lors de l'enquête principale (7) de ce ménage est inférieur à la taille du denombrement (12), prière de fournir des explications concrètes ou aller revisiter le ménage.</w:t>
-            </w:r>
-          </w:p>
-        </w:tc>
-      </w:tr>
-      <w:tr>
-        <w:tc>
-          <w:tcPr>
-            <w:tcW w:type="dxa" w:w="964"/>
-          </w:tcPr>
-          <w:p>
-            <w:r>
-              <w:rPr>
-                <w:b/>
-                <w:i w:val="0"/>
-                <w:color w:val="EA580C"/>
-                <w:sz w:val="16"/>
-              </w:rPr>
-              <w:t>Moyenne</w:t>
-            </w:r>
-          </w:p>
-        </w:tc>
-        <w:tc>
-          <w:tcPr>
-            <w:tcW w:type="dxa" w:w="1247"/>
-          </w:tcPr>
-          <w:p>
-            <w:r>
-              <w:rPr>
-                <w:b/>
-                <w:i w:val="0"/>
-                <w:sz w:val="16"/>
-              </w:rPr>
-              <w:t>S02</w:t>
-              <w:br/>
-            </w:r>
-            <w:r>
-              <w:rPr>
-                <w:b w:val="0"/>
-                <w:i w:val="0"/>
-                <w:color w:val="64748B"/>
-                <w:sz w:val="14"/>
-              </w:rPr>
-              <w:t>Éducation</w:t>
-            </w:r>
-          </w:p>
-        </w:tc>
-        <w:tc>
-          <w:tcPr>
-            <w:tcW w:type="dxa" w:w="1531"/>
-          </w:tcPr>
-          <w:p>
-            <w:r>
-              <w:rPr>
-                <w:b/>
-                <w:i w:val="0"/>
-                <w:color w:val="16A34A"/>
-                <w:sz w:val="16"/>
-              </w:rPr>
-              <w:t>—</w:t>
-            </w:r>
-          </w:p>
-        </w:tc>
-        <w:tc>
-          <w:tcPr>
-            <w:tcW w:type="dxa" w:w="1191"/>
-          </w:tcPr>
-          <w:p>
-            <w:r>
-              <w:rPr>
-                <w:b w:val="0"/>
-                <w:i w:val="0"/>
-                <w:color w:val="64748B"/>
-                <w:sz w:val="16"/>
-              </w:rPr>
-              <w:t>GT-CQ</w:t>
-            </w:r>
-          </w:p>
-        </w:tc>
-        <w:tc>
-          <w:tcPr>
-            <w:tcW w:type="dxa" w:w="4706"/>
-          </w:tcPr>
-          <w:p>
-            <w:r>
-              <w:rPr>
-                <w:b w:val="0"/>
-                <w:i w:val="0"/>
-                <w:sz w:val="17"/>
-              </w:rPr>
-              <w:t>veuillez, s'il vous plait, confirmer la cotisation ( 2000 FCFA) payée de SERIGNE ABDOU SAMAD DIOP avec le QG ou apporter les corrections nécessaires.</w:t>
             </w:r>
           </w:p>
         </w:tc>
